--- a/docs/reporting/workflow_09/manuscript/methods.docx
+++ b/docs/reporting/workflow_09/manuscript/methods.docx
@@ -375,7 +375,7 @@
         <w:pStyle w:val="FirstParagraph"/>
       </w:pPr>
       <w:r>
-        <w:t xml:space="preserve">The search strategy combined terms describing eligible salmon species with terms identifying aquaculture, farming and commercial production. The original search was developed and tested in The Lens bibliographic database. Original searches were performed on September 22nd 2026, with an initial screening of a validation set performed on 11th November 2024 in The Lens. The searches ultimately applied across all databases are provided in Additional File 1.</w:t>
+        <w:t xml:space="preserve">The search strategy combined terms describing eligible salmon species with terms identifying aquaculture, farming and commercial production. The original search was developed and tested in The Lens bibliographic database, with an initial validation set screened on 11 November 2024. The living search architecture now applies one version-controlled conceptual strategy across all included sources, with source-specific syntax and field restrictions recorded in Workflow 00 provenance. Search dates and retrieved-result counts are therefore source- and update-specific rather than fixed in the manuscript text.</w:t>
       </w:r>
     </w:p>
     <w:p>
@@ -383,7 +383,7 @@
         <w:pStyle w:val="BodyText"/>
       </w:pPr>
       <w:r>
-        <w:t xml:space="preserve">Table 1. Search strategy and representative hits in The Lens</w:t>
+        <w:t xml:space="preserve">Table 1. Conceptual search strategy</w:t>
       </w:r>
     </w:p>
     <w:tbl>
@@ -394,9 +394,8 @@
         <w:jc w:val="start"/>
       </w:tblPr>
       <w:tblGrid>
-        <w:gridCol w:w="2640"/>
-        <w:gridCol w:w="2640"/>
-        <w:gridCol w:w="2640"/>
+        <w:gridCol w:w="3960"/>
+        <w:gridCol w:w="3960"/>
       </w:tblGrid>
       <w:tr>
         <w:trPr>
@@ -426,18 +425,6 @@
             </w:r>
           </w:p>
         </w:tc>
-        <w:tc>
-          <w:tcPr/>
-          <w:p>
-            <w:pPr>
-              <w:pStyle w:val="Compact"/>
-              <w:jc w:val="left"/>
-            </w:pPr>
-            <w:r>
-              <w:t xml:space="preserve">Hits in Lens 27/09/26</w:t>
-            </w:r>
-          </w:p>
-        </w:tc>
       </w:tr>
       <w:tr>
         <w:tc>
@@ -460,45 +447,7 @@
               <w:jc w:val="left"/>
             </w:pPr>
             <w:r>
-              <w:t xml:space="preserve">((title:(farm* OR cage* OR pens OR penned OR pen OR aquacultur* OR commercial</w:t>
-            </w:r>
-            <w:r>
-              <w:rPr>
-                <w:iCs/>
-                <w:i/>
-              </w:rPr>
-              <w:t xml:space="preserve">)) OR (abstract:(farm</w:t>
-            </w:r>
-            <w:r>
-              <w:t xml:space="preserve"> </w:t>
-            </w:r>
-            <w:r>
-              <w:t xml:space="preserve">OR cage* OR pens OR penned OR pen OR aquacultur* OR commercial</w:t>
-            </w:r>
-            <w:r>
-              <w:rPr>
-                <w:iCs/>
-                <w:i/>
-              </w:rPr>
-              <w:t xml:space="preserve">)) OR (keyword:(farm</w:t>
-            </w:r>
-            <w:r>
-              <w:t xml:space="preserve"> </w:t>
-            </w:r>
-            <w:r>
-              <w:t xml:space="preserve">OR cage* OR pens OR penned OR pen OR aquacultur* OR commercial*)))</w:t>
-            </w:r>
-          </w:p>
-        </w:tc>
-        <w:tc>
-          <w:tcPr/>
-          <w:p>
-            <w:pPr>
-              <w:pStyle w:val="Compact"/>
-              <w:jc w:val="left"/>
-            </w:pPr>
-            <w:r>
-              <w:t xml:space="preserve">4,664,409</w:t>
+              <w:t xml:space="preserve">farm* OR cage* OR pens OR penned OR pen OR aquacultur* OR commercial*</w:t>
             </w:r>
           </w:p>
         </w:tc>
@@ -524,19 +473,19 @@
               <w:jc w:val="left"/>
             </w:pPr>
             <w:r>
-              <w:t xml:space="preserve">((title:(salmon OR Salmo OR Oncorhynchus)) OR (abstract:(salmon OR Salmo OR Oncorhynchus)) OR (keyword:(salmon OR Salmo OR Oncorhynchus)))</w:t>
+              <w:t xml:space="preserve">salmon OR salmonid* OR Salmo OR Oncorhynchus OR</w:t>
             </w:r>
-          </w:p>
-        </w:tc>
-        <w:tc>
-          <w:tcPr/>
-          <w:p>
-            <w:pPr>
-              <w:pStyle w:val="Compact"/>
-              <w:jc w:val="left"/>
-            </w:pPr>
             <w:r>
-              <w:t xml:space="preserve">158,889</w:t>
+              <w:t xml:space="preserve"> </w:t>
+            </w:r>
+            <w:r>
+              <w:t xml:space="preserve">“</w:t>
+            </w:r>
+            <w:r>
+              <w:t xml:space="preserve">rainbow trout</w:t>
+            </w:r>
+            <w:r>
+              <w:t xml:space="preserve">”</w:t>
             </w:r>
           </w:p>
         </w:tc>
@@ -566,56 +515,6 @@
             </w:r>
           </w:p>
         </w:tc>
-        <w:tc>
-          <w:tcPr/>
-          <w:p>
-            <w:pPr>
-              <w:pStyle w:val="Compact"/>
-              <w:jc w:val="left"/>
-            </w:pPr>
-            <w:r>
-              <w:t xml:space="preserve">24,343</w:t>
-            </w:r>
-          </w:p>
-        </w:tc>
-      </w:tr>
-      <w:tr>
-        <w:tc>
-          <w:tcPr/>
-          <w:p>
-            <w:pPr>
-              <w:pStyle w:val="Compact"/>
-              <w:jc w:val="left"/>
-            </w:pPr>
-            <w:r>
-              <w:t xml:space="preserve">#4</w:t>
-            </w:r>
-          </w:p>
-        </w:tc>
-        <w:tc>
-          <w:tcPr/>
-          <w:p>
-            <w:pPr>
-              <w:pStyle w:val="Compact"/>
-              <w:jc w:val="left"/>
-            </w:pPr>
-            <w:r>
-              <w:t xml:space="preserve">#3 filtered &gt; excl. dataset, excl. report, excl. libguide, excl. news</w:t>
-            </w:r>
-          </w:p>
-        </w:tc>
-        <w:tc>
-          <w:tcPr/>
-          <w:p>
-            <w:pPr>
-              <w:pStyle w:val="Compact"/>
-              <w:jc w:val="left"/>
-            </w:pPr>
-            <w:r>
-              <w:t xml:space="preserve">23,852</w:t>
-            </w:r>
-          </w:p>
-        </w:tc>
       </w:tr>
     </w:tbl>
     <w:p>
@@ -623,7 +522,7 @@
         <w:pStyle w:val="BodyText"/>
       </w:pPr>
       <w:r>
-        <w:t xml:space="preserve">The living evidence map was subsequently expanded to retrieve bibliographic records independently from the following databases, all accessed via their APIs:</w:t>
+        <w:t xml:space="preserve">The living evidence map was subsequently expanded to retrieve bibliographic records independently from seven sources. Five are harvested through automated database workflows:</w:t>
       </w:r>
     </w:p>
     <w:p>
@@ -635,7 +534,7 @@
         <w:pStyle w:val="Compact"/>
       </w:pPr>
       <w:r>
-        <w:t xml:space="preserve">The Lens (filtered to exclude datasets, reports, libguides, news)</w:t>
+        <w:t xml:space="preserve">The Lens</w:t>
       </w:r>
     </w:p>
     <w:p>
@@ -671,7 +570,7 @@
         <w:pStyle w:val="Compact"/>
       </w:pPr>
       <w:r>
-        <w:t xml:space="preserve">Web of Science Core Collection (Science Citation Index Expanded (SCI-EXPANDED) 1981-present, Social Sciences Citation Index (SSCI) 1981-present, Arts &amp; Humanities Citation Index (AHCI) 2017-present, Emerging Sources Citation Index (ESCI) 2005-present)</w:t>
+        <w:t xml:space="preserve">Web of Science (Web of Science Core Collection: Science Citation Index Expanded (SCI-EXPANDED) 1981-present, Social Sciences Citation Index (SSCI) 1981-present, Arts &amp; Humanities Citation Index (AHCI) 2017-present, Emerging Sources Citation Index (ESCI) 2005-present; Current Contents Connect; MEDLINE; Preprint Citation Index; Research Commons)</w:t>
       </w:r>
     </w:p>
     <w:p>
@@ -685,11 +584,45 @@
       <w:r>
         <w:t xml:space="preserve">AGRICOLA</w:t>
       </w:r>
-      <w:r>
-        <w:t xml:space="preserve"> </w:t>
-      </w:r>
-      <w:r>
-        <w:t xml:space="preserve">Database-specific implementations were derived from the same underlying conceptual search and adapted to the syntax and indexing of each source. Search strings are stored as version-controlled user inputs in the project repository.</w:t>
+    </w:p>
+    <w:p>
+      <w:pPr>
+        <w:pStyle w:val="FirstParagraph"/>
+      </w:pPr>
+      <w:r>
+        <w:t xml:space="preserve">Two further sources are imported from manually exported RIS files because they are not harvested through the automated API workflows:</w:t>
+      </w:r>
+    </w:p>
+    <w:p>
+      <w:pPr>
+        <w:numPr>
+          <w:ilvl w:val="0"/>
+          <w:numId w:val="1004"/>
+        </w:numPr>
+        <w:pStyle w:val="Compact"/>
+      </w:pPr>
+      <w:r>
+        <w:t xml:space="preserve">CAB Abstracts, accessed via CABI Digital Library</w:t>
+      </w:r>
+    </w:p>
+    <w:p>
+      <w:pPr>
+        <w:numPr>
+          <w:ilvl w:val="0"/>
+          <w:numId w:val="1004"/>
+        </w:numPr>
+        <w:pStyle w:val="Compact"/>
+      </w:pPr>
+      <w:r>
+        <w:t xml:space="preserve">ProQuest Dissertations &amp; Theses Global (PQD&amp;T), accessed via ProQuest</w:t>
+      </w:r>
+    </w:p>
+    <w:p>
+      <w:pPr>
+        <w:pStyle w:val="FirstParagraph"/>
+      </w:pPr>
+      <w:r>
+        <w:t xml:space="preserve">Database-specific implementations were derived from the same underlying conceptual search and adapted to the syntax and indexing of each source. Search strings, search dates, fields and source-specific restrictions are stored as version-controlled user inputs and provenance records in the project repository.</w:t>
       </w:r>
     </w:p>
     <w:bookmarkStart w:id="22" w:name="searches-for-grey-literature"/>
@@ -762,7 +695,7 @@
         <w:pStyle w:val="FirstParagraph"/>
       </w:pPr>
       <w:r>
-        <w:t xml:space="preserve">The evidence map has been converted into a living resource in September 2026. Search updates are ingested fortnightly through a reproducible multi-source workflow in which each bibliographic source is harvested separately, and source provenance is retained. Records newly retrieved in an update are standardised, repaired where possible, reconciled against the existing canonical corpus and passed through the same screening and annotation framework used for the living map. This report is based on searches performed on 22nd September 2026.</w:t>
+        <w:t xml:space="preserve">The evidence map has been converted into a living resource in September 2026. Search updates are ingested fortnightly through a reproducible multi-source workflow in which each bibliographic source is harvested separately, and source provenance is retained. Records newly retrieved in an update are standardised, repaired where possible, reconciled against the existing canonical corpus and passed through the same screening and annotation framework used for the living map. The reporting workflow uses the latest validated source states available for the current living-map release; exact search dates, fields, restrictions and retrieved counts are retained in the Workflow 00 provenance for each source.</w:t>
       </w:r>
     </w:p>
     <w:bookmarkEnd w:id="24"/>
@@ -1034,7 +967,7 @@
               <w:jc w:val="left"/>
             </w:pPr>
             <w:r>
-              <w:t xml:space="preserve">Atlantic salmon (Salmo salar); Chinook salmon (Oncorhynchus tshawytscha); coho salmon (O. kisutch); pink salmon (O. gorbuscha); sockeye salmon (O. nerka); masu salmon (O. masou); chum salmon (O. keta); and rainbow trout (O. mykiss). Records explicitly concerning farmed salmonids but lacking sufficient information for species-level assignment may be retained as unspecified species.</w:t>
+              <w:t xml:space="preserve">Atlantic salmon (Salmo salar); Chinook salmon (Oncorhynchus tshawytscha); coho salmon (O. kisutch); pink salmon (O. gorbuscha); sockeye salmon (O. nerka); masu salmon (O. masou); chum salmon (O. keta); and rainbow trout (O. mykiss). Records for which no eligible focal species can be assigned are excluded rather than retained under a broader unspecified salmonid category.</w:t>
             </w:r>
           </w:p>
         </w:tc>
@@ -1106,7 +1039,7 @@
       <w:pPr>
         <w:numPr>
           <w:ilvl w:val="0"/>
-          <w:numId w:val="1004"/>
+          <w:numId w:val="1005"/>
         </w:numPr>
         <w:pStyle w:val="Compact"/>
       </w:pPr>
@@ -1118,7 +1051,7 @@
       <w:pPr>
         <w:numPr>
           <w:ilvl w:val="0"/>
-          <w:numId w:val="1004"/>
+          <w:numId w:val="1005"/>
         </w:numPr>
         <w:pStyle w:val="Compact"/>
       </w:pPr>
@@ -1130,7 +1063,7 @@
       <w:pPr>
         <w:numPr>
           <w:ilvl w:val="0"/>
-          <w:numId w:val="1004"/>
+          <w:numId w:val="1005"/>
         </w:numPr>
         <w:pStyle w:val="Compact"/>
       </w:pPr>
@@ -1160,7 +1093,7 @@
       <w:pPr>
         <w:numPr>
           <w:ilvl w:val="0"/>
-          <w:numId w:val="1004"/>
+          <w:numId w:val="1005"/>
         </w:numPr>
         <w:pStyle w:val="Compact"/>
       </w:pPr>
@@ -1172,7 +1105,7 @@
       <w:pPr>
         <w:numPr>
           <w:ilvl w:val="0"/>
-          <w:numId w:val="1004"/>
+          <w:numId w:val="1005"/>
         </w:numPr>
         <w:pStyle w:val="Compact"/>
       </w:pPr>
@@ -1812,6 +1745,9 @@
     <w:abstractNumId w:val="991"/>
   </w:num>
   <w:num w:numId="1004">
+    <w:abstractNumId w:val="991"/>
+  </w:num>
+  <w:num w:numId="1005">
     <w:abstractNumId w:val="991"/>
   </w:num>
 </w:numbering>

--- a/docs/reporting/workflow_09/manuscript/methods.docx
+++ b/docs/reporting/workflow_09/manuscript/methods.docx
@@ -381,8 +381,13 @@
     <w:p>
       <w:pPr>
         <w:pStyle w:val="BodyText"/>
-      </w:pPr>
-      <w:r>
+        <w:spacing w:after="240"/>
+      </w:pPr>
+      <w:r>
+        <w:rPr>
+          <w:sz w:val="19"/>
+          <w:szCs w:val="19"/>
+        </w:rPr>
         <w:t xml:space="preserve">Table 1. Conceptual search strategy</w:t>
       </w:r>
     </w:p>
@@ -392,17 +397,20 @@
         <w:tblW w:type="pct" w:w="5000"/>
         <w:tblLook w:firstRow="1" w:lastRow="0" w:firstColumn="0" w:lastColumn="0" w:noHBand="0" w:noVBand="0" w:val="0020"/>
         <w:jc w:val="start"/>
+        <w:tblLayout w:type="fixed"/>
       </w:tblPr>
       <w:tblGrid>
-        <w:gridCol w:w="3960"/>
-        <w:gridCol w:w="3960"/>
+        <w:gridCol w:w="1980"/>
+        <w:gridCol w:w="5940"/>
       </w:tblGrid>
       <w:tr>
         <w:trPr>
           <w:tblHeader w:val="true"/>
         </w:trPr>
         <w:tc>
-          <w:tcPr/>
+          <w:tcPr>
+            <w:tcW w:type="dxa" w:w="1980"/>
+          </w:tcPr>
           <w:p>
             <w:pPr>
               <w:pStyle w:val="Compact"/>
@@ -414,7 +422,9 @@
           </w:p>
         </w:tc>
         <w:tc>
-          <w:tcPr/>
+          <w:tcPr>
+            <w:tcW w:type="dxa" w:w="5940"/>
+          </w:tcPr>
           <w:p>
             <w:pPr>
               <w:pStyle w:val="Compact"/>
@@ -428,7 +438,9 @@
       </w:tr>
       <w:tr>
         <w:tc>
-          <w:tcPr/>
+          <w:tcPr>
+            <w:tcW w:type="dxa" w:w="1980"/>
+          </w:tcPr>
           <w:p>
             <w:pPr>
               <w:pStyle w:val="Compact"/>
@@ -440,7 +452,9 @@
           </w:p>
         </w:tc>
         <w:tc>
-          <w:tcPr/>
+          <w:tcPr>
+            <w:tcW w:type="dxa" w:w="5940"/>
+          </w:tcPr>
           <w:p>
             <w:pPr>
               <w:pStyle w:val="Compact"/>
@@ -454,7 +468,9 @@
       </w:tr>
       <w:tr>
         <w:tc>
-          <w:tcPr/>
+          <w:tcPr>
+            <w:tcW w:type="dxa" w:w="1980"/>
+          </w:tcPr>
           <w:p>
             <w:pPr>
               <w:pStyle w:val="Compact"/>
@@ -466,7 +482,9 @@
           </w:p>
         </w:tc>
         <w:tc>
-          <w:tcPr/>
+          <w:tcPr>
+            <w:tcW w:type="dxa" w:w="5940"/>
+          </w:tcPr>
           <w:p>
             <w:pPr>
               <w:pStyle w:val="Compact"/>
@@ -492,7 +510,9 @@
       </w:tr>
       <w:tr>
         <w:tc>
-          <w:tcPr/>
+          <w:tcPr>
+            <w:tcW w:type="dxa" w:w="1980"/>
+          </w:tcPr>
           <w:p>
             <w:pPr>
               <w:pStyle w:val="Compact"/>
@@ -504,7 +524,9 @@
           </w:p>
         </w:tc>
         <w:tc>
-          <w:tcPr/>
+          <w:tcPr>
+            <w:tcW w:type="dxa" w:w="5940"/>
+          </w:tcPr>
           <w:p>
             <w:pPr>
               <w:pStyle w:val="Compact"/>
@@ -823,8 +845,13 @@
     <w:p>
       <w:pPr>
         <w:pStyle w:val="BodyText"/>
-      </w:pPr>
-      <w:r>
+        <w:spacing w:after="240"/>
+      </w:pPr>
+      <w:r>
+        <w:rPr>
+          <w:sz w:val="19"/>
+          <w:szCs w:val="19"/>
+        </w:rPr>
         <w:t xml:space="preserve">Table 2. Inclusion criteria for the review</w:t>
       </w:r>
     </w:p>
@@ -834,17 +861,20 @@
         <w:tblW w:type="pct" w:w="5000"/>
         <w:tblLook w:firstRow="1" w:lastRow="0" w:firstColumn="0" w:lastColumn="0" w:noHBand="0" w:noVBand="0" w:val="0020"/>
         <w:jc w:val="start"/>
+        <w:tblLayout w:type="fixed"/>
       </w:tblPr>
       <w:tblGrid>
-        <w:gridCol w:w="3960"/>
-        <w:gridCol w:w="3960"/>
+        <w:gridCol w:w="1980"/>
+        <w:gridCol w:w="5940"/>
       </w:tblGrid>
       <w:tr>
         <w:trPr>
           <w:tblHeader w:val="true"/>
         </w:trPr>
         <w:tc>
-          <w:tcPr/>
+          <w:tcPr>
+            <w:tcW w:type="dxa" w:w="1980"/>
+          </w:tcPr>
           <w:p>
             <w:pPr>
               <w:pStyle w:val="Compact"/>
@@ -856,7 +886,9 @@
           </w:p>
         </w:tc>
         <w:tc>
-          <w:tcPr/>
+          <w:tcPr>
+            <w:tcW w:type="dxa" w:w="5940"/>
+          </w:tcPr>
           <w:p>
             <w:pPr>
               <w:pStyle w:val="Compact"/>
@@ -870,7 +902,9 @@
       </w:tr>
       <w:tr>
         <w:tc>
-          <w:tcPr/>
+          <w:tcPr>
+            <w:tcW w:type="dxa" w:w="1980"/>
+          </w:tcPr>
           <w:p>
             <w:pPr>
               <w:pStyle w:val="Compact"/>
@@ -882,7 +916,9 @@
           </w:p>
         </w:tc>
         <w:tc>
-          <w:tcPr/>
+          <w:tcPr>
+            <w:tcW w:type="dxa" w:w="5940"/>
+          </w:tcPr>
           <w:p>
             <w:pPr>
               <w:pStyle w:val="Compact"/>
@@ -896,7 +932,9 @@
       </w:tr>
       <w:tr>
         <w:tc>
-          <w:tcPr/>
+          <w:tcPr>
+            <w:tcW w:type="dxa" w:w="1980"/>
+          </w:tcPr>
           <w:p>
             <w:pPr>
               <w:pStyle w:val="Compact"/>
@@ -908,7 +946,9 @@
           </w:p>
         </w:tc>
         <w:tc>
-          <w:tcPr/>
+          <w:tcPr>
+            <w:tcW w:type="dxa" w:w="5940"/>
+          </w:tcPr>
           <w:p>
             <w:pPr>
               <w:pStyle w:val="Compact"/>
@@ -922,7 +962,9 @@
       </w:tr>
       <w:tr>
         <w:tc>
-          <w:tcPr/>
+          <w:tcPr>
+            <w:tcW w:type="dxa" w:w="1980"/>
+          </w:tcPr>
           <w:p>
             <w:pPr>
               <w:pStyle w:val="Compact"/>
@@ -934,7 +976,9 @@
           </w:p>
         </w:tc>
         <w:tc>
-          <w:tcPr/>
+          <w:tcPr>
+            <w:tcW w:type="dxa" w:w="5940"/>
+          </w:tcPr>
           <w:p>
             <w:pPr>
               <w:pStyle w:val="Compact"/>
@@ -948,7 +992,9 @@
       </w:tr>
       <w:tr>
         <w:tc>
-          <w:tcPr/>
+          <w:tcPr>
+            <w:tcW w:type="dxa" w:w="1980"/>
+          </w:tcPr>
           <w:p>
             <w:pPr>
               <w:pStyle w:val="Compact"/>
@@ -960,7 +1006,9 @@
           </w:p>
         </w:tc>
         <w:tc>
-          <w:tcPr/>
+          <w:tcPr>
+            <w:tcW w:type="dxa" w:w="5940"/>
+          </w:tcPr>
           <w:p>
             <w:pPr>
               <w:pStyle w:val="Compact"/>
@@ -974,7 +1022,9 @@
       </w:tr>
       <w:tr>
         <w:tc>
-          <w:tcPr/>
+          <w:tcPr>
+            <w:tcW w:type="dxa" w:w="1980"/>
+          </w:tcPr>
           <w:p>
             <w:pPr>
               <w:pStyle w:val="Compact"/>
@@ -986,7 +1036,9 @@
           </w:p>
         </w:tc>
         <w:tc>
-          <w:tcPr/>
+          <w:tcPr>
+            <w:tcW w:type="dxa" w:w="5940"/>
+          </w:tcPr>
           <w:p>
             <w:pPr>
               <w:pStyle w:val="Compact"/>
@@ -1000,7 +1052,9 @@
       </w:tr>
       <w:tr>
         <w:tc>
-          <w:tcPr/>
+          <w:tcPr>
+            <w:tcW w:type="dxa" w:w="1980"/>
+          </w:tcPr>
           <w:p>
             <w:pPr>
               <w:pStyle w:val="Compact"/>
@@ -1012,7 +1066,9 @@
           </w:p>
         </w:tc>
         <w:tc>
-          <w:tcPr/>
+          <w:tcPr>
+            <w:tcW w:type="dxa" w:w="5940"/>
+          </w:tcPr>
           <w:p>
             <w:pPr>
               <w:pStyle w:val="Compact"/>
@@ -1905,7 +1961,7 @@
     <w:pPr>
       <w:keepNext/>
       <w:keepLines/>
-      <w:spacing w:after="0" w:before="480"/>
+      <w:spacing w:after="0" w:before="600"/>
       <w:outlineLvl w:val="0"/>
     </w:pPr>
     <w:rPr>
@@ -1927,7 +1983,7 @@
     <w:pPr>
       <w:keepNext/>
       <w:keepLines/>
-      <w:spacing w:after="0" w:before="200"/>
+      <w:spacing w:after="0" w:before="360"/>
       <w:outlineLvl w:val="1"/>
     </w:pPr>
     <w:rPr>
@@ -1949,7 +2005,7 @@
     <w:pPr>
       <w:keepNext/>
       <w:keepLines/>
-      <w:spacing w:after="0" w:before="200"/>
+      <w:spacing w:after="0" w:before="320"/>
       <w:outlineLvl w:val="2"/>
     </w:pPr>
     <w:rPr>

--- a/docs/reporting/workflow_09/manuscript/methods.docx
+++ b/docs/reporting/workflow_09/manuscript/methods.docx
@@ -1201,6 +1201,46 @@
       </w:pPr>
       <w:r>
         <w:t xml:space="preserve">Later automated stages were also subjected to manual validation. Review sets were used to assess uncertain screening decisions and ambiguous or conflicting species, geography and topic assignments. Where validation revealed a recurrent class of LLM error, the underlying rule, dictionary, prompt or ontology was revised where appropriate rather than correcting only the individual record. Human review therefore served both as case-level adjudication and as pipeline-level quality assurance.</w:t>
+      </w:r>
+    </w:p>
+    <w:p>
+      <w:pPr>
+        <w:pStyle w:val="BodyText"/>
+      </w:pPr>
+      <w:r>
+        <w:t xml:space="preserve">For ongoing reviewer-consistency assessment, independently assigned human screening decisions could be analysed at explicit milestones. A saved</w:t>
+      </w:r>
+      <w:r>
+        <w:t xml:space="preserve"> </w:t>
+      </w:r>
+      <w:r>
+        <w:rPr>
+          <w:bCs/>
+          <w:b/>
+        </w:rPr>
+        <w:t xml:space="preserve">Partial</w:t>
+      </w:r>
+      <w:r>
+        <w:t xml:space="preserve"> </w:t>
+      </w:r>
+      <w:r>
+        <w:t xml:space="preserve">check contained only jointly completed records not represented in an earlier saved milestone for the same reviewer set, whereas a</w:t>
+      </w:r>
+      <w:r>
+        <w:t xml:space="preserve"> </w:t>
+      </w:r>
+      <w:r>
+        <w:rPr>
+          <w:bCs/>
+          <w:b/>
+        </w:rPr>
+        <w:t xml:space="preserve">Full</w:t>
+      </w:r>
+      <w:r>
+        <w:t xml:space="preserve"> </w:t>
+      </w:r>
+      <w:r>
+        <w:t xml:space="preserve">check represented the complete jointly assigned set once all selected reviewers had finished it. Saved checks retained exact record membership and decision-pattern counts. Cumulative Cohen’s kappa for two reviewers, or Fleiss’ kappa for three or more reviewers, was therefore recalculated from the underlying saved decision patterns rather than by averaging kappa statistics. Where a saved Full check contained earlier Partial checks, the Full check superseded those contained Partial rows in the cumulative calculation while the individual milestone rows remained available for assessing change over time. Saved milestones could be deleted only through an explicit administrator confirmation, without altering the underlying screening decisions.</w:t>
       </w:r>
     </w:p>
     <w:bookmarkEnd w:id="31"/>

--- a/docs/reporting/workflow_09/manuscript/methods.docx
+++ b/docs/reporting/workflow_09/manuscript/methods.docx
@@ -1200,47 +1200,7 @@
         <w:pStyle w:val="BodyText"/>
       </w:pPr>
       <w:r>
-        <w:t xml:space="preserve">Later automated stages were also subjected to manual validation. Review sets were used to assess uncertain screening decisions and ambiguous or conflicting species, geography and topic assignments. Where validation revealed a recurrent class of LLM error, the underlying rule, dictionary, prompt or ontology was revised where appropriate rather than correcting only the individual record. Human review therefore served both as case-level adjudication and as pipeline-level quality assurance.</w:t>
-      </w:r>
-    </w:p>
-    <w:p>
-      <w:pPr>
-        <w:pStyle w:val="BodyText"/>
-      </w:pPr>
-      <w:r>
-        <w:t xml:space="preserve">For ongoing reviewer-consistency assessment, independently assigned human screening decisions could be analysed at explicit milestones. A saved</w:t>
-      </w:r>
-      <w:r>
-        <w:t xml:space="preserve"> </w:t>
-      </w:r>
-      <w:r>
-        <w:rPr>
-          <w:bCs/>
-          <w:b/>
-        </w:rPr>
-        <w:t xml:space="preserve">Partial</w:t>
-      </w:r>
-      <w:r>
-        <w:t xml:space="preserve"> </w:t>
-      </w:r>
-      <w:r>
-        <w:t xml:space="preserve">check contained only jointly completed records not represented in an earlier saved milestone for the same reviewer set, whereas a</w:t>
-      </w:r>
-      <w:r>
-        <w:t xml:space="preserve"> </w:t>
-      </w:r>
-      <w:r>
-        <w:rPr>
-          <w:bCs/>
-          <w:b/>
-        </w:rPr>
-        <w:t xml:space="preserve">Full</w:t>
-      </w:r>
-      <w:r>
-        <w:t xml:space="preserve"> </w:t>
-      </w:r>
-      <w:r>
-        <w:t xml:space="preserve">check represented the complete jointly assigned set once all selected reviewers had finished it. Saved checks retained exact record membership and decision-pattern counts. Cumulative Cohen’s kappa for two reviewers, or Fleiss’ kappa for three or more reviewers, was therefore recalculated from the underlying saved decision patterns rather than by averaging kappa statistics. Where a saved Full check contained earlier Partial checks, the Full check superseded those contained Partial rows in the cumulative calculation while the individual milestone rows remained available for assessing change over time. Saved milestones could be deleted only through an explicit administrator confirmation, without altering the underlying screening decisions.</w:t>
+        <w:t xml:space="preserve">Later automated stages were also subjected to manual validation. Review sets were used to assess uncertain screening decisions and ambiguous or conflicting species, geography and topic assignments. Where validation revealed a recurrent class of LLM error, the underlying rule, dictionary, prompt or ontology was revised where appropriate rather than correcting only the individual record. Validation findings were therefore used both to adjudicate individual records and to revise the relevant workflow components.</w:t>
       </w:r>
     </w:p>
     <w:bookmarkEnd w:id="31"/>
@@ -1292,7 +1252,7 @@
         <w:pStyle w:val="FirstParagraph"/>
       </w:pPr>
       <w:r>
-        <w:t xml:space="preserve">Screening outcomes were recorded using explicit inclusion, exclusion and review states. Excluded records retained their bibliographic information and exclusion reason for audit purposes but were not included in the canonical evidence-map dataset. Records requiring human review were kept separate from validated inclusions until adjudication was complete. Exclusions reasons were:</w:t>
+        <w:t xml:space="preserve">Screening outcomes were recorded using explicit inclusion, exclusion and review states. Excluded records retained their bibliographic information and exclusion reason for audit purposes but were not included in the canonical evidence-map dataset. Records requiring human review were kept separate from validated inclusions until adjudication was complete.</w:t>
       </w:r>
     </w:p>
     <w:bookmarkEnd w:id="33"/>
@@ -1337,7 +1297,7 @@
         <w:pStyle w:val="FirstParagraph"/>
       </w:pPr>
       <w:r>
-        <w:t xml:space="preserve">Records included in the evidence map were annotated for focal farmed species, primary study geography and research topic using a set of three reproducible workflows. Annotation was designed conservatively: where available evidence did not support a defensible assignment, the record was retained without that annotation or referred for review rather than being assigned by unsupported inference.</w:t>
+        <w:t xml:space="preserve">Records included in the evidence map were annotated for focal farmed species, primary study geography and research topic using a set of three reproducible workflows. Where the available title and abstract did not support an assignment, the record was left uncoded for that field or referred for review.</w:t>
       </w:r>
     </w:p>
     <w:bookmarkStart w:id="36" w:name="species-annotation"/>
@@ -1354,7 +1314,7 @@
         <w:pStyle w:val="FirstParagraph"/>
       </w:pPr>
       <w:r>
-        <w:t xml:space="preserve">Species annotation was conducted entirely deterministically (i.e. based on term recognition without the use of AI) began with a curated dictionary of scientific names, common names, synonyms and other validated species expressions (see Additional File 3). Eligible codes were Atlantic salmon, Chinook salmon, chum salmon, coho salmon, masu salmon, pink salmon, sockeye salmon, rainbow trout and unspecified salmon species. Ambiguous cases were referred for manual review. The algorithm supported minor text differences caused by within-word spaces, formatting code and punctuation.</w:t>
+        <w:t xml:space="preserve">Species annotation was conducted entirely deterministically (i.e. based on term recognition without the use of AI), using a curated dictionary of scientific names, common names, synonyms and other validated species expressions (see Additional File 3). Eligible codes were Atlantic salmon, Chinook salmon, chum salmon, coho salmon, masu salmon, pink salmon, sockeye salmon, rainbow trout and unspecified salmon species. Ambiguous cases were referred for manual review. The algorithm supported minor text differences caused by within-word spaces, formatting code and punctuation.</w:t>
       </w:r>
     </w:p>
     <w:bookmarkEnd w:id="36"/>
@@ -1406,15 +1366,7 @@
         <w:pStyle w:val="BodyText"/>
       </w:pPr>
       <w:r>
-        <w:t xml:space="preserve">Topic coding used three independent model passes under the same structured classification task. Agreement between passes was retained as a measure of consistency: assignments supported by all three passes received three stars, assignments supported by two received two stars, and single-pass assignments were treated according to the review rules. Records that could not be assigned a defensible topic, including some records with insufficient abstract information, were retained in the map as uncoded rather than being excluded.</w:t>
-      </w:r>
-    </w:p>
-    <w:p>
-      <w:pPr>
-        <w:pStyle w:val="BodyText"/>
-      </w:pPr>
-      <w:r>
-        <w:t xml:space="preserve">Topic coding used three independent GPT-5.6 Luna passes against the same final version of the topic ontology and system prompt. For each record, the union of pathways returned across the three passes was retained, and support for each record-topic assignment was recorded as one, two or three model votes, represented in the database as one, two or three stars. Pass-level roles and reasons were retained for provenance. Raw model assignments were preserved even where they were not subsequently retained for analysis.</w:t>
+        <w:t xml:space="preserve">Topic coding used three independent GPT-5.6 Luna passes against the same final version of the topic ontology and system prompt. For each record, the union of pathways returned across the three passes was retained, and support for each record-topic assignment was recorded as one, two or three model votes, represented in the database as one, two or three stars. Pass-level roles and reasons were retained for provenance, and raw model assignments were preserved even where they were not subsequently retained for analysis. Records that could not be assigned a defensible topic, including some records with insufficient abstract information, were retained in the map as uncoded rather than being excluded.</w:t>
       </w:r>
     </w:p>
     <w:p>
@@ -1531,7 +1483,7 @@
         <w:pStyle w:val="BodyText"/>
       </w:pPr>
       <w:r>
-        <w:t xml:space="preserve">In additional, a quarterly sweep of the entire evidence base will be conducted using DOI lookup in the OpenAlex API to identify potential retractions and withdrawals. These records will be removed from the database and the dashboard updated accordingly.</w:t>
+        <w:t xml:space="preserve">In addition, a quarterly sweep of the entire evidence base will be conducted using DOI lookup in the OpenAlex API to identify potential retractions and withdrawals. These records will be removed from the database and the dashboard updated accordingly.</w:t>
       </w:r>
     </w:p>
     <w:bookmarkEnd w:id="41"/>
